--- a/גיבוי וורד - MechLex_Visual_Admin_Fork/style.css.docx
+++ b/גיבוי וורד - MechLex_Visual_Admin_Fork/style.css.docx
@@ -153,6 +153,11 @@
   text-align: right;
   cursor: pointer;
   transition: background .16s, color .16s, transform .16s;
+}
+.nav-item span, .domain-nav button span {
+  overflow: hidden;
+  text-overflow: ellipsis;
+  white-space: nowrap;
 }
 .nav-item:hover, .domain-nav button:hover { background: var(--surface-2); color: var(--text-strong); }
 .nav-item.active { background: var(--primary-soft); color: var(--primary); font-weight: 700; }
